--- a/apps/shell/resources/builtin-skills/cheil-brief/assets/크리에이티브 브리프.docx
+++ b/apps/shell/resources/builtin-skills/cheil-brief/assets/크리에이티브 브리프.docx
@@ -110,6 +110,58 @@
               <w:rPr>
                 <w:b/>
               </w:rPr>
+              <w:t>캠페인 기간</w:t>
+            </w:r>
+          </w:p>
+        </w:tc>
+        <w:tc>
+          <w:tcPr>
+            <w:tcW w:type="dxa" w:w="7143"/>
+          </w:tcPr>
+          <w:p>
+            <w:r>
+              <w:t>[캠페인 기간]</w:t>
+            </w:r>
+          </w:p>
+        </w:tc>
+      </w:tr>
+      <w:tr>
+        <w:tc>
+          <w:tcPr>
+            <w:tcW w:type="dxa" w:w="2268"/>
+            <w:shd w:val="clear" w:color="auto" w:fill="EEF2F8"/>
+          </w:tcPr>
+          <w:p>
+            <w:r>
+              <w:rPr>
+                <w:b/>
+              </w:rPr>
+              <w:t>총예산</w:t>
+            </w:r>
+          </w:p>
+        </w:tc>
+        <w:tc>
+          <w:tcPr>
+            <w:tcW w:type="dxa" w:w="7143"/>
+          </w:tcPr>
+          <w:p>
+            <w:r>
+              <w:t>[총예산]</w:t>
+            </w:r>
+          </w:p>
+        </w:tc>
+      </w:tr>
+      <w:tr>
+        <w:tc>
+          <w:tcPr>
+            <w:tcW w:type="dxa" w:w="2268"/>
+            <w:shd w:val="clear" w:color="auto" w:fill="EEF2F8"/>
+          </w:tcPr>
+          <w:p>
+            <w:r>
+              <w:rPr>
+                <w:b/>
+              </w:rPr>
               <w:t>작성</w:t>
             </w:r>
           </w:p>
@@ -120,7 +172,7 @@
           </w:tcPr>
           <w:p>
             <w:r>
-              <w:t>[작성자 이름 · 팀]</w:t>
+              <w:t>[작성자] · [팀명]</w:t>
             </w:r>
           </w:p>
         </w:tc>
@@ -170,6 +222,14 @@
     </w:p>
     <w:p>
       <w:pPr>
+        <w:pStyle w:val="ListBullet"/>
+      </w:pPr>
+      <w:r>
+        <w:t>목표 KPI: [KPI]</w:t>
+      </w:r>
+    </w:p>
+    <w:p>
+      <w:pPr>
         <w:pStyle w:val="Heading1"/>
       </w:pPr>
       <w:r>
@@ -197,7 +257,7 @@
         <w:pStyle w:val="ListBullet"/>
       </w:pPr>
       <w:r>
-        <w:t>[누구에게 — 나이·생활·구매 맥락]</w:t>
+        <w:t>[타깃]</w:t>
       </w:r>
     </w:p>
     <w:p>
